--- a/LABS/LAB2/Report.docx
+++ b/LABS/LAB2/Report.docx
@@ -34,85 +34,10 @@
           <w:sz w:val="24"/>
           <w:szCs w:val="24"/>
         </w:rPr>
-        <w:t>PHY-Layer Simulation Using GNURadio</w:t>
-      </w:r>
-    </w:p>
-    <w:p>
-      <w:pPr>
-        <w:rPr>
-          <w:rFonts w:ascii="Arial" w:hAnsi="Arial" w:cs="Arial"/>
-        </w:rPr>
-      </w:pPr>
-      <w:r>
-        <w:rPr>
-          <w:rFonts w:ascii="Arial" w:hAnsi="Arial" w:cs="Arial"/>
-        </w:rPr>
-        <w:t>Author: Andrew J Napieraj</w:t>
-      </w:r>
-      <w:r>
-        <w:rPr>
-          <w:rFonts w:ascii="Arial" w:hAnsi="Arial" w:cs="Arial"/>
-        </w:rPr>
-        <w:br/>
-      </w:r>
-      <w:r>
-        <w:rPr>
-          <w:rFonts w:ascii="Arial" w:hAnsi="Arial" w:cs="Arial"/>
-        </w:rPr>
-        <w:t>Class: ESCE 6660 Internetworking of Things (IoT)</w:t>
-      </w:r>
-      <w:r>
-        <w:rPr>
-          <w:rFonts w:ascii="Arial" w:hAnsi="Arial" w:cs="Arial"/>
-        </w:rPr>
-        <w:br/>
-      </w:r>
-      <w:r>
-        <w:rPr>
-          <w:rFonts w:ascii="Arial" w:hAnsi="Arial" w:cs="Arial"/>
-        </w:rPr>
-        <w:t>Instructor: Prof. Ish Jain</w:t>
-      </w:r>
-      <w:r>
-        <w:rPr>
-          <w:rFonts w:ascii="Arial" w:hAnsi="Arial" w:cs="Arial"/>
-        </w:rPr>
-        <w:br/>
-      </w:r>
-      <w:r>
-        <w:rPr>
-          <w:rFonts w:ascii="Arial" w:hAnsi="Arial" w:cs="Arial"/>
-        </w:rPr>
-        <w:t>TA: Chibuikem Ezemaduka</w:t>
-      </w:r>
-      <w:r>
-        <w:rPr>
-          <w:rFonts w:ascii="Arial" w:hAnsi="Arial" w:cs="Arial"/>
-        </w:rPr>
-        <w:br/>
-      </w:r>
-      <w:r>
-        <w:rPr>
-          <w:rFonts w:ascii="Arial" w:hAnsi="Arial" w:cs="Arial"/>
-        </w:rPr>
-        <w:t xml:space="preserve">Due Date: February </w:t>
-      </w:r>
-      <w:r>
-        <w:rPr>
-          <w:rFonts w:ascii="Arial" w:hAnsi="Arial" w:cs="Arial"/>
-        </w:rPr>
-        <w:t>14</w:t>
-      </w:r>
-      <w:r>
-        <w:rPr>
-          <w:rFonts w:ascii="Arial" w:hAnsi="Arial" w:cs="Arial"/>
-        </w:rPr>
-        <w:t>, 2026</w:t>
-      </w:r>
-    </w:p>
-    <w:p>
-      <w:pPr>
-        <w:pStyle w:val="Heading1"/>
+        <w:t xml:space="preserve">PHY-Layer Simulation Using </w:t>
+      </w:r>
+      <w:proofErr w:type="spellStart"/>
+      <w:r>
         <w:rPr>
           <w:rFonts w:ascii="Arial" w:hAnsi="Arial" w:cs="Arial"/>
           <w:b/>
@@ -121,8 +46,94 @@
           <w:sz w:val="24"/>
           <w:szCs w:val="24"/>
         </w:rPr>
-      </w:pPr>
-      <w:r>
+        <w:t>GNURadio</w:t>
+      </w:r>
+      <w:proofErr w:type="spellEnd"/>
+    </w:p>
+    <w:p>
+      <w:pPr>
+        <w:rPr>
+          <w:rFonts w:ascii="Arial" w:hAnsi="Arial" w:cs="Arial"/>
+        </w:rPr>
+      </w:pPr>
+      <w:r>
+        <w:rPr>
+          <w:rFonts w:ascii="Arial" w:hAnsi="Arial" w:cs="Arial"/>
+        </w:rPr>
+        <w:t>Author: Andrew J Napieraj</w:t>
+      </w:r>
+      <w:r>
+        <w:rPr>
+          <w:rFonts w:ascii="Arial" w:hAnsi="Arial" w:cs="Arial"/>
+        </w:rPr>
+        <w:br/>
+      </w:r>
+      <w:r>
+        <w:rPr>
+          <w:rFonts w:ascii="Arial" w:hAnsi="Arial" w:cs="Arial"/>
+        </w:rPr>
+        <w:t>Class: ESCE 6660 Internetworking of Things (IoT)</w:t>
+      </w:r>
+      <w:r>
+        <w:rPr>
+          <w:rFonts w:ascii="Arial" w:hAnsi="Arial" w:cs="Arial"/>
+        </w:rPr>
+        <w:br/>
+      </w:r>
+      <w:r>
+        <w:rPr>
+          <w:rFonts w:ascii="Arial" w:hAnsi="Arial" w:cs="Arial"/>
+        </w:rPr>
+        <w:t>Instructor: Prof. Ish Jain</w:t>
+      </w:r>
+      <w:r>
+        <w:rPr>
+          <w:rFonts w:ascii="Arial" w:hAnsi="Arial" w:cs="Arial"/>
+        </w:rPr>
+        <w:br/>
+      </w:r>
+      <w:r>
+        <w:rPr>
+          <w:rFonts w:ascii="Arial" w:hAnsi="Arial" w:cs="Arial"/>
+        </w:rPr>
+        <w:t xml:space="preserve">TA: Chibuikem </w:t>
+      </w:r>
+      <w:proofErr w:type="spellStart"/>
+      <w:r>
+        <w:rPr>
+          <w:rFonts w:ascii="Arial" w:hAnsi="Arial" w:cs="Arial"/>
+        </w:rPr>
+        <w:t>Ezemaduka</w:t>
+      </w:r>
+      <w:proofErr w:type="spellEnd"/>
+      <w:r>
+        <w:rPr>
+          <w:rFonts w:ascii="Arial" w:hAnsi="Arial" w:cs="Arial"/>
+        </w:rPr>
+        <w:br/>
+      </w:r>
+      <w:r>
+        <w:rPr>
+          <w:rFonts w:ascii="Arial" w:hAnsi="Arial" w:cs="Arial"/>
+        </w:rPr>
+        <w:t xml:space="preserve">Due Date: February </w:t>
+      </w:r>
+      <w:r>
+        <w:rPr>
+          <w:rFonts w:ascii="Arial" w:hAnsi="Arial" w:cs="Arial"/>
+        </w:rPr>
+        <w:t>14</w:t>
+      </w:r>
+      <w:r>
+        <w:rPr>
+          <w:rFonts w:ascii="Arial" w:hAnsi="Arial" w:cs="Arial"/>
+        </w:rPr>
+        <w:t>, 2026</w:t>
+      </w:r>
+    </w:p>
+    <w:p>
+      <w:pPr>
+        <w:pStyle w:val="Heading1"/>
         <w:rPr>
           <w:rFonts w:ascii="Arial" w:hAnsi="Arial" w:cs="Arial"/>
           <w:b/>
@@ -131,100 +142,8 @@
           <w:sz w:val="24"/>
           <w:szCs w:val="24"/>
         </w:rPr>
-        <w:t>Description</w:t>
-      </w:r>
-    </w:p>
-    <w:p>
-      <w:pPr>
-        <w:rPr>
-          <w:rFonts w:ascii="Arial" w:hAnsi="Arial" w:cs="Arial"/>
-        </w:rPr>
-      </w:pPr>
-      <w:r>
-        <w:rPr>
-          <w:rFonts w:ascii="Arial" w:hAnsi="Arial" w:cs="Arial"/>
-        </w:rPr>
-        <w:t>This lab explores the use of the GNURadio application, and the implementation of Binary Phase Shift Key (BPSK), and Quad</w:t>
-      </w:r>
-      <w:r>
-        <w:rPr>
-          <w:rFonts w:ascii="Arial" w:hAnsi="Arial" w:cs="Arial"/>
-        </w:rPr>
-        <w:t>rature</w:t>
-      </w:r>
-      <w:r>
-        <w:rPr>
-          <w:rFonts w:ascii="Arial" w:hAnsi="Arial" w:cs="Arial"/>
-        </w:rPr>
-        <w:t xml:space="preserve"> Phase Shift Key (QPSK) modulation schemes within a prebuilt lab environment.  For ECSE 6660 course we will additionally explore</w:t>
-      </w:r>
-      <w:r>
-        <w:rPr>
-          <w:rFonts w:ascii="Arial" w:hAnsi="Arial" w:cs="Arial"/>
-        </w:rPr>
-        <w:t xml:space="preserve"> the use of grey codes and discuss why they improve Bit-Error Rate (BER) overall within a modulation scheme.</w:t>
-      </w:r>
-    </w:p>
-    <w:p>
-      <w:pPr>
-        <w:rPr>
-          <w:rFonts w:ascii="Arial" w:hAnsi="Arial" w:cs="Arial"/>
-        </w:rPr>
-      </w:pPr>
-      <w:r>
-        <w:rPr>
-          <w:rFonts w:ascii="Arial" w:hAnsi="Arial" w:cs="Arial"/>
-        </w:rPr>
-        <w:t>Part 1 of this lab will focus on setup steps to include some difficulties from initial setup, lessons learned, and tools acquired from the conduct of the lab.</w:t>
-      </w:r>
-      <w:r>
-        <w:rPr>
-          <w:rFonts w:ascii="Arial" w:hAnsi="Arial" w:cs="Arial"/>
-        </w:rPr>
-        <w:t xml:space="preserve"> </w:t>
-      </w:r>
-      <w:r>
-        <w:rPr>
-          <w:rFonts w:ascii="Arial" w:hAnsi="Arial" w:cs="Arial"/>
-        </w:rPr>
-        <w:t>Additionally, we will include screen captures of the minor (aesthetic and flexibility) changes to the data flow graphs (DFGs).</w:t>
-      </w:r>
-      <w:r>
-        <w:rPr>
-          <w:rFonts w:ascii="Arial" w:hAnsi="Arial" w:cs="Arial"/>
-        </w:rPr>
-        <w:t xml:space="preserve">  These changes do not change the overall functionality of the source code.</w:t>
-      </w:r>
-    </w:p>
-    <w:p>
-      <w:pPr>
-        <w:rPr>
-          <w:rFonts w:ascii="Arial" w:hAnsi="Arial" w:cs="Arial"/>
-        </w:rPr>
-      </w:pPr>
-      <w:r>
-        <w:rPr>
-          <w:rFonts w:ascii="Arial" w:hAnsi="Arial" w:cs="Arial"/>
-        </w:rPr>
-        <w:t xml:space="preserve">Part 2 will include requisite BER tables and semiology graphs of BER in the various modulation schemes.  </w:t>
-      </w:r>
-    </w:p>
-    <w:p>
-      <w:pPr>
-        <w:rPr>
-          <w:rFonts w:ascii="Arial" w:hAnsi="Arial" w:cs="Arial"/>
-        </w:rPr>
-      </w:pPr>
-      <w:r>
-        <w:rPr>
-          <w:rFonts w:ascii="Arial" w:hAnsi="Arial" w:cs="Arial"/>
-        </w:rPr>
-        <w:t>The appendix will contain the code blocks for the various modulation schemes, which will also be available via the GitHub link provided in the materials list.</w:t>
-      </w:r>
-    </w:p>
-    <w:p>
-      <w:pPr>
-        <w:pStyle w:val="Heading1"/>
+      </w:pPr>
+      <w:r>
         <w:rPr>
           <w:rFonts w:ascii="Arial" w:hAnsi="Arial" w:cs="Arial"/>
           <w:b/>
@@ -233,8 +152,134 @@
           <w:sz w:val="24"/>
           <w:szCs w:val="24"/>
         </w:rPr>
-      </w:pPr>
-      <w:r>
+        <w:t>Description</w:t>
+      </w:r>
+    </w:p>
+    <w:p>
+      <w:pPr>
+        <w:rPr>
+          <w:rFonts w:ascii="Arial" w:hAnsi="Arial" w:cs="Arial"/>
+        </w:rPr>
+      </w:pPr>
+      <w:r>
+        <w:rPr>
+          <w:rFonts w:ascii="Arial" w:hAnsi="Arial" w:cs="Arial"/>
+        </w:rPr>
+        <w:t xml:space="preserve">This lab explores the use of the </w:t>
+      </w:r>
+      <w:proofErr w:type="spellStart"/>
+      <w:r>
+        <w:rPr>
+          <w:rFonts w:ascii="Arial" w:hAnsi="Arial" w:cs="Arial"/>
+        </w:rPr>
+        <w:t>GNURadio</w:t>
+      </w:r>
+      <w:proofErr w:type="spellEnd"/>
+      <w:r>
+        <w:rPr>
+          <w:rFonts w:ascii="Arial" w:hAnsi="Arial" w:cs="Arial"/>
+        </w:rPr>
+        <w:t xml:space="preserve"> application, and the implementation of Binary Phase Shift Key (BPSK), and Quad</w:t>
+      </w:r>
+      <w:r>
+        <w:rPr>
+          <w:rFonts w:ascii="Arial" w:hAnsi="Arial" w:cs="Arial"/>
+        </w:rPr>
+        <w:t>rature</w:t>
+      </w:r>
+      <w:r>
+        <w:rPr>
+          <w:rFonts w:ascii="Arial" w:hAnsi="Arial" w:cs="Arial"/>
+        </w:rPr>
+        <w:t xml:space="preserve"> Phase Shift Key (QPSK) modulation schemes within a prebuilt lab environment.  For ECSE 6660 course we will additionally explore</w:t>
+      </w:r>
+      <w:r>
+        <w:rPr>
+          <w:rFonts w:ascii="Arial" w:hAnsi="Arial" w:cs="Arial"/>
+        </w:rPr>
+        <w:t xml:space="preserve"> the use of grey codes and discuss why they improve Bit-Error Rate (BER) overall within a modulation scheme.</w:t>
+      </w:r>
+    </w:p>
+    <w:p>
+      <w:pPr>
+        <w:rPr>
+          <w:rFonts w:ascii="Arial" w:hAnsi="Arial" w:cs="Arial"/>
+        </w:rPr>
+      </w:pPr>
+      <w:r>
+        <w:rPr>
+          <w:rFonts w:ascii="Arial" w:hAnsi="Arial" w:cs="Arial"/>
+        </w:rPr>
+        <w:t>Part 1 of this lab will focus on setup steps to include some difficulties from initial setup, lessons learned, and tools acquired from the conduct of the lab.</w:t>
+      </w:r>
+      <w:r>
+        <w:rPr>
+          <w:rFonts w:ascii="Arial" w:hAnsi="Arial" w:cs="Arial"/>
+        </w:rPr>
+        <w:t xml:space="preserve"> </w:t>
+      </w:r>
+      <w:r>
+        <w:rPr>
+          <w:rFonts w:ascii="Arial" w:hAnsi="Arial" w:cs="Arial"/>
+        </w:rPr>
+        <w:t>Additionally, we will include screen captures of the minor (aesthetic and flexibility) changes to the data flow graphs (DFGs).</w:t>
+      </w:r>
+      <w:r>
+        <w:rPr>
+          <w:rFonts w:ascii="Arial" w:hAnsi="Arial" w:cs="Arial"/>
+        </w:rPr>
+        <w:t xml:space="preserve">  These changes do not change the overall functionality of the source code.</w:t>
+      </w:r>
+    </w:p>
+    <w:p>
+      <w:pPr>
+        <w:rPr>
+          <w:rFonts w:ascii="Arial" w:hAnsi="Arial" w:cs="Arial"/>
+        </w:rPr>
+      </w:pPr>
+      <w:r>
+        <w:rPr>
+          <w:rFonts w:ascii="Arial" w:hAnsi="Arial" w:cs="Arial"/>
+        </w:rPr>
+        <w:t xml:space="preserve">Part 2 will include requisite BER tables and semiology graphs of BER in the various modulation schemes.  </w:t>
+      </w:r>
+      <w:r>
+        <w:rPr>
+          <w:rFonts w:ascii="Arial" w:hAnsi="Arial" w:cs="Arial"/>
+        </w:rPr>
+        <w:t xml:space="preserve">We will also answer </w:t>
+      </w:r>
+      <w:proofErr w:type="gramStart"/>
+      <w:r>
+        <w:rPr>
+          <w:rFonts w:ascii="Arial" w:hAnsi="Arial" w:cs="Arial"/>
+        </w:rPr>
+        <w:t>all of</w:t>
+      </w:r>
+      <w:proofErr w:type="gramEnd"/>
+      <w:r>
+        <w:rPr>
+          <w:rFonts w:ascii="Arial" w:hAnsi="Arial" w:cs="Arial"/>
+        </w:rPr>
+        <w:t xml:space="preserve"> the lab questions proposed in the Lab assignment sheet.</w:t>
+      </w:r>
+    </w:p>
+    <w:p>
+      <w:pPr>
+        <w:rPr>
+          <w:rFonts w:ascii="Arial" w:hAnsi="Arial" w:cs="Arial"/>
+        </w:rPr>
+      </w:pPr>
+      <w:r>
+        <w:rPr>
+          <w:rFonts w:ascii="Arial" w:hAnsi="Arial" w:cs="Arial"/>
+        </w:rPr>
+        <w:t>The appendix will contain the code blocks for the various modulation schemes, which will also be available via the GitHub link provided in the materials list.</w:t>
+      </w:r>
+    </w:p>
+    <w:p>
+      <w:pPr>
+        <w:pStyle w:val="Heading1"/>
         <w:rPr>
           <w:rFonts w:ascii="Arial" w:hAnsi="Arial" w:cs="Arial"/>
           <w:b/>
@@ -243,6 +288,16 @@
           <w:sz w:val="24"/>
           <w:szCs w:val="24"/>
         </w:rPr>
+      </w:pPr>
+      <w:r>
+        <w:rPr>
+          <w:rFonts w:ascii="Arial" w:hAnsi="Arial" w:cs="Arial"/>
+          <w:b/>
+          <w:bCs/>
+          <w:color w:val="auto"/>
+          <w:sz w:val="24"/>
+          <w:szCs w:val="24"/>
+        </w:rPr>
         <w:t>Materials</w:t>
       </w:r>
     </w:p>
@@ -258,6 +313,7 @@
         </w:rPr>
       </w:pPr>
       <w:hyperlink r:id="rId5" w:history="1">
+        <w:proofErr w:type="spellStart"/>
         <w:r>
           <w:rPr>
             <w:rStyle w:val="Hyperlink"/>
@@ -266,6 +322,7 @@
           </w:rPr>
           <w:t>Iot_Virtualbox</w:t>
         </w:r>
+        <w:proofErr w:type="spellEnd"/>
       </w:hyperlink>
     </w:p>
     <w:p>
@@ -368,6 +425,7 @@
         </w:rPr>
       </w:pPr>
       <w:hyperlink r:id="rId9" w:history="1">
+        <w:proofErr w:type="spellStart"/>
         <w:r>
           <w:rPr>
             <w:rStyle w:val="Hyperlink"/>
@@ -376,6 +434,7 @@
           </w:rPr>
           <w:t>Gnuradio</w:t>
         </w:r>
+        <w:proofErr w:type="spellEnd"/>
       </w:hyperlink>
       <w:r>
         <w:rPr>
@@ -407,6 +466,12 @@
         </w:rPr>
         <w:t>Modulation Scheme Codex</w:t>
       </w:r>
+      <w:r>
+        <w:rPr>
+          <w:rFonts w:ascii="Arial" w:hAnsi="Arial" w:cs="Arial"/>
+        </w:rPr>
+        <w:t xml:space="preserve"> (GitHub)</w:t>
+      </w:r>
     </w:p>
     <w:p>
       <w:pPr>
@@ -442,7 +507,21 @@
         <w:rPr>
           <w:rFonts w:ascii="Arial" w:hAnsi="Arial" w:cs="Arial"/>
         </w:rPr>
-        <w:t xml:space="preserve">Overall, the setup of this lab was very straightforward, and easy to accomplish.  A minor sticking point was initially using the Gradescope copy of the lab documentation, which has the incorrect link for the QPSK source code, but this was easily corrected by simply </w:t>
+        <w:t xml:space="preserve">Overall, the setup of this lab was very straightforward, and easy to accomplish.  A minor sticking point was initially using the </w:t>
+      </w:r>
+      <w:proofErr w:type="spellStart"/>
+      <w:r>
+        <w:rPr>
+          <w:rFonts w:ascii="Arial" w:hAnsi="Arial" w:cs="Arial"/>
+        </w:rPr>
+        <w:t>Gradescope</w:t>
+      </w:r>
+      <w:proofErr w:type="spellEnd"/>
+      <w:r>
+        <w:rPr>
+          <w:rFonts w:ascii="Arial" w:hAnsi="Arial" w:cs="Arial"/>
+        </w:rPr>
+        <w:t xml:space="preserve"> copy of the lab documentation, which has the incorrect link for the QPSK source code, but this was easily corrected by simply </w:t>
       </w:r>
       <w:r>
         <w:rPr>
@@ -790,6 +869,31 @@
         <w:t>Figure 3: QPSK (Gray) DFG</w:t>
       </w:r>
     </w:p>
+    <w:p>
+      <w:pPr>
+        <w:pStyle w:val="Heading1"/>
+        <w:rPr>
+          <w:rFonts w:ascii="Arial" w:hAnsi="Arial" w:cs="Arial"/>
+          <w:b/>
+          <w:bCs/>
+          <w:color w:val="auto"/>
+          <w:sz w:val="24"/>
+          <w:szCs w:val="24"/>
+        </w:rPr>
+      </w:pPr>
+      <w:r>
+        <w:rPr>
+          <w:rFonts w:ascii="Arial" w:hAnsi="Arial" w:cs="Arial"/>
+          <w:b/>
+          <w:bCs/>
+          <w:color w:val="auto"/>
+          <w:sz w:val="24"/>
+          <w:szCs w:val="24"/>
+        </w:rPr>
+        <w:t>Part 2: Deliverables and lab execution</w:t>
+      </w:r>
+    </w:p>
+    <w:p/>
     <w:sectPr>
       <w:pgSz w:w="12240" w:h="15840"/>
       <w:pgMar w:top="1440" w:right="1440" w:bottom="1440" w:left="1440" w:header="720" w:footer="720" w:gutter="0"/>
